--- a/sem3/Annexe_-_transtypage_Kotlin.docx
+++ b/sem3/Annexe_-_transtypage_Kotlin.docx
@@ -1,11 +1,14 @@
 
 <file path=word/document.xml><?xml version="1.0" encoding="utf-8"?>
-<w:document xmlns:wpc="http://schemas.microsoft.com/office/word/2010/wordprocessingCanvas" xmlns:cx="http://schemas.microsoft.com/office/drawing/2014/chartex" xmlns:cx1="http://schemas.microsoft.com/office/drawing/2015/9/8/chartex" xmlns:cx2="http://schemas.microsoft.com/office/drawing/2015/10/21/chartex" xmlns:cx3="http://schemas.microsoft.com/office/drawing/2016/5/9/chartex" xmlns:cx4="http://schemas.microsoft.com/office/drawing/2016/5/10/chartex" xmlns:cx5="http://schemas.microsoft.com/office/drawing/2016/5/11/chartex" xmlns:cx6="http://schemas.microsoft.com/office/drawing/2016/5/12/chartex" xmlns:cx7="http://schemas.microsoft.com/office/drawing/2016/5/13/chartex" xmlns:cx8="http://schemas.microsoft.com/office/drawing/2016/5/14/chartex" xmlns:mc="http://schemas.openxmlformats.org/markup-compatibility/2006" xmlns:aink="http://schemas.microsoft.com/office/drawing/2016/ink" xmlns:am3d="http://schemas.microsoft.com/office/drawing/2017/model3d" xmlns:o="urn:schemas-microsoft-com:office:office" xmlns:oel="http://schemas.microsoft.com/office/2019/extlst" xmlns:r="http://schemas.openxmlformats.org/officeDocument/2006/relationships" xmlns:m="http://schemas.openxmlformats.org/officeDocument/2006/math" xmlns:v="urn:schemas-microsoft-com:vml" xmlns:wp14="http://schemas.microsoft.com/office/word/2010/wordprocessingDrawing" xmlns:wp="http://schemas.openxmlformats.org/drawingml/2006/wordprocessingDrawing" xmlns:w10="urn:schemas-microsoft-com:office:word" xmlns:w="http://schemas.openxmlformats.org/wordprocessingml/2006/main" xmlns:w14="http://schemas.microsoft.com/office/word/2010/wordml" xmlns:w15="http://schemas.microsoft.com/office/word/2012/wordml" xmlns:w16cei="http://schemas.microsoft.com/office/word/2026/wordml/cei" xmlns:w16cex="http://schemas.microsoft.com/office/word/2018/wordml/cex" xmlns:w16cid="http://schemas.microsoft.com/office/word/2016/wordml/cid" xmlns:w16="http://schemas.microsoft.com/office/word/2018/wordml" xmlns:w16du="http://schemas.microsoft.com/office/word/2023/wordml/word16du" xmlns:w16sdtdh="http://schemas.microsoft.com/office/word/2020/wordml/sdtdatahash" xmlns:w16sdtfl="http://schemas.microsoft.com/office/word/2024/wordml/sdtformatlock" xmlns:w16se="http://schemas.microsoft.com/office/word/2015/wordml/symex" xmlns:wpg="http://schemas.microsoft.com/office/word/2010/wordprocessingGroup" xmlns:wpi="http://schemas.microsoft.com/office/word/2010/wordprocessingInk" xmlns:wne="http://schemas.microsoft.com/office/word/2006/wordml" xmlns:wps="http://schemas.microsoft.com/office/word/2010/wordprocessingShape" mc:Ignorable="w14 w15 w16se w16cid w16 w16cex w16sdtdh w16sdtfl w16du wp14">
+<w:document xmlns:wpc="http://schemas.microsoft.com/office/word/2010/wordprocessingCanvas" xmlns:cx="http://schemas.microsoft.com/office/drawing/2014/chartex" xmlns:cx1="http://schemas.microsoft.com/office/drawing/2015/9/8/chartex" xmlns:cx2="http://schemas.microsoft.com/office/drawing/2015/10/21/chartex" xmlns:cx3="http://schemas.microsoft.com/office/drawing/2016/5/9/chartex" xmlns:cx4="http://schemas.microsoft.com/office/drawing/2016/5/10/chartex" xmlns:cx5="http://schemas.microsoft.com/office/drawing/2016/5/11/chartex" xmlns:cx6="http://schemas.microsoft.com/office/drawing/2016/5/12/chartex" xmlns:cx7="http://schemas.microsoft.com/office/drawing/2016/5/13/chartex" xmlns:cx8="http://schemas.microsoft.com/office/drawing/2016/5/14/chartex" xmlns:mc="http://schemas.openxmlformats.org/markup-compatibility/2006" xmlns:aink="http://schemas.microsoft.com/office/drawing/2016/ink" xmlns:am3d="http://schemas.microsoft.com/office/drawing/2017/model3d" xmlns:o="urn:schemas-microsoft-com:office:office" xmlns:oel="http://schemas.microsoft.com/office/2019/extlst" xmlns:r="http://schemas.openxmlformats.org/officeDocument/2006/relationships" xmlns:m="http://schemas.openxmlformats.org/officeDocument/2006/math" xmlns:v="urn:schemas-microsoft-com:vml" xmlns:wp14="http://schemas.microsoft.com/office/word/2010/wordprocessingDrawing" xmlns:wp="http://schemas.openxmlformats.org/drawingml/2006/wordprocessingDrawing" xmlns:w10="urn:schemas-microsoft-com:office:word" xmlns:w="http://schemas.openxmlformats.org/wordprocessingml/2006/main" xmlns:w14="http://schemas.microsoft.com/office/word/2010/wordml" xmlns:w15="http://schemas.microsoft.com/office/word/2012/wordml" xmlns:w16cex="http://schemas.microsoft.com/office/word/2018/wordml/cex" xmlns:w16cid="http://schemas.microsoft.com/office/word/2016/wordml/cid" xmlns:w16="http://schemas.microsoft.com/office/word/2018/wordml" xmlns:w16du="http://schemas.microsoft.com/office/word/2023/wordml/word16du" xmlns:w16sdtdh="http://schemas.microsoft.com/office/word/2020/wordml/sdtdatahash" xmlns:w16sdtfl="http://schemas.microsoft.com/office/word/2024/wordml/sdtformatlock" xmlns:w16se="http://schemas.microsoft.com/office/word/2015/wordml/symex" xmlns:wpg="http://schemas.microsoft.com/office/word/2010/wordprocessingGroup" xmlns:wpi="http://schemas.microsoft.com/office/word/2010/wordprocessingInk" xmlns:wne="http://schemas.microsoft.com/office/word/2006/wordml" xmlns:wps="http://schemas.microsoft.com/office/word/2010/wordprocessingShape" mc:Ignorable="w14 w15 w16se w16cid w16 w16cex w16sdtdh w16sdtfl w16du wp14">
   <w:body>
     <w:p>
       <w:pPr>
         <w:pStyle w:val="C54"/>
       </w:pPr>
+      <w:r>
+        <w:t>–––</w:t>
+      </w:r>
       <w:r>
         <w:t xml:space="preserve">Annexe </w:t>
       </w:r>
@@ -295,7 +298,7 @@
                     </wp:anchor>
                   </w:drawing>
                 </mc:Choice>
-                <mc:Fallback>
+                <mc:Fallback xmlns:w16cei="http://schemas.microsoft.com/office/word/2026/wordml/cei">
                   <w:pict>
                     <v:shapetype w14:anchorId="4895CB64" id="_x0000_t38" coordsize="21600,21600" o:spt="38" o:oned="t" path="m,c@0,0@1,5400@1,10800@1,16200@2,21600,21600,21600e" filled="f">
                       <v:formulas>
@@ -522,7 +525,7 @@
                     </wp:anchor>
                   </w:drawing>
                 </mc:Choice>
-                <mc:Fallback>
+                <mc:Fallback xmlns:w16cei="http://schemas.microsoft.com/office/word/2026/wordml/cei">
                   <w:pict>
                     <v:shapetype w14:anchorId="6F42FB90" id="_x0000_t38" coordsize="21600,21600" o:spt="38" o:oned="t" path="m,c@0,0@1,5400@1,10800@1,16200@2,21600,21600,21600e" filled="f">
                       <v:formulas>
@@ -781,7 +784,7 @@
                     </wp:anchor>
                   </w:drawing>
                 </mc:Choice>
-                <mc:Fallback>
+                <mc:Fallback xmlns:w16cei="http://schemas.microsoft.com/office/word/2026/wordml/cei">
                   <w:pict>
                     <v:shapetype w14:anchorId="011B6646" id="_x0000_t38" coordsize="21600,21600" o:spt="38" o:oned="t" path="m,c@0,0@1,5400@1,10800@1,16200@2,21600,21600,21600e" filled="f">
                       <v:formulas>
@@ -1478,7 +1481,7 @@
                     </wp:anchor>
                   </w:drawing>
                 </mc:Choice>
-                <mc:Fallback>
+                <mc:Fallback xmlns:w16cei="http://schemas.microsoft.com/office/word/2026/wordml/cei">
                   <w:pict>
                     <v:shape w14:anchorId="08C405AC" id="Connecteur : en arc 5" o:spid="_x0000_s1026" type="#_x0000_t38" style="position:absolute;margin-left:462.9pt;margin-top:5.75pt;width:3.5pt;height:258pt;z-index:251664384;visibility:visible;mso-wrap-style:square;mso-wrap-distance-left:9pt;mso-wrap-distance-top:0;mso-wrap-distance-right:9pt;mso-wrap-distance-bottom:0;mso-position-horizontal:absolute;mso-position-horizontal-relative:text;mso-position-vertical:absolute;mso-position-vertical-relative:text" o:gfxdata="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" adj="273086" strokecolor="#ed7d31" strokeweight="4.5pt">
                       <v:stroke startarrow="oval" endarrow="block" joinstyle="miter"/>
@@ -1766,7 +1769,7 @@
                     </wp:anchor>
                   </w:drawing>
                 </mc:Choice>
-                <mc:Fallback>
+                <mc:Fallback xmlns:w16cei="http://schemas.microsoft.com/office/word/2026/wordml/cei">
                   <w:pict>
                     <v:shape w14:anchorId="45CCA866" id="Connecteur : en arc 7" o:spid="_x0000_s1026" type="#_x0000_t38" style="position:absolute;margin-left:427.4pt;margin-top:11.9pt;width:31.5pt;height:223pt;z-index:251665408;visibility:visible;mso-wrap-style:square;mso-width-percent:0;mso-height-percent:0;mso-wrap-distance-left:9pt;mso-wrap-distance-top:0;mso-wrap-distance-right:9pt;mso-wrap-distance-bottom:0;mso-position-horizontal:absolute;mso-position-horizontal-relative:text;mso-position-vertical:absolute;mso-position-vertical-relative:text;mso-width-percent:0;mso-height-percent:0;mso-width-relative:margin;mso-height-relative:margin" o:gfxdata="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" adj="35884" strokecolor="#00b050" strokeweight="4.5pt">
                       <v:stroke startarrow="oval" endarrow="block" joinstyle="miter"/>
@@ -1962,7 +1965,7 @@
                     </wp:anchor>
                   </w:drawing>
                 </mc:Choice>
-                <mc:Fallback>
+                <mc:Fallback xmlns:w16cei="http://schemas.microsoft.com/office/word/2026/wordml/cei">
                   <w:pict>
                     <v:shape w14:anchorId="18431DF5" id="Connecteur : en arc 4" o:spid="_x0000_s1026" type="#_x0000_t38" style="position:absolute;margin-left:16.55pt;margin-top:-269pt;width:33.5pt;height:289.5pt;z-index:251663360;visibility:visible;mso-wrap-style:square;mso-width-percent:0;mso-height-percent:0;mso-wrap-distance-left:9pt;mso-wrap-distance-top:0;mso-wrap-distance-right:9pt;mso-wrap-distance-bottom:0;mso-position-horizontal:absolute;mso-position-horizontal-relative:left-margin-area;mso-position-vertical:absolute;mso-position-vertical-relative:text;mso-width-percent:0;mso-height-percent:0;mso-width-relative:margin;mso-height-relative:margin" o:gfxdata="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" adj="-17073" strokecolor="#5b9bd5" strokeweight="4.5pt">
                       <v:stroke startarrow="oval" endarrow="block" joinstyle="miter"/>
@@ -3213,7 +3216,7 @@
 </file>
 
 <file path=word/endnotes.xml><?xml version="1.0" encoding="utf-8"?>
-<w:endnotes xmlns:wpc="http://schemas.microsoft.com/office/word/2010/wordprocessingCanvas" xmlns:cx="http://schemas.microsoft.com/office/drawing/2014/chartex" xmlns:cx1="http://schemas.microsoft.com/office/drawing/2015/9/8/chartex" xmlns:cx2="http://schemas.microsoft.com/office/drawing/2015/10/21/chartex" xmlns:cx3="http://schemas.microsoft.com/office/drawing/2016/5/9/chartex" xmlns:cx4="http://schemas.microsoft.com/office/drawing/2016/5/10/chartex" xmlns:cx5="http://schemas.microsoft.com/office/drawing/2016/5/11/chartex" xmlns:cx6="http://schemas.microsoft.com/office/drawing/2016/5/12/chartex" xmlns:cx7="http://schemas.microsoft.com/office/drawing/2016/5/13/chartex" xmlns:cx8="http://schemas.microsoft.com/office/drawing/2016/5/14/chartex" xmlns:mc="http://schemas.openxmlformats.org/markup-compatibility/2006" xmlns:aink="http://schemas.microsoft.com/office/drawing/2016/ink" xmlns:am3d="http://schemas.microsoft.com/office/drawing/2017/model3d" xmlns:o="urn:schemas-microsoft-com:office:office" xmlns:oel="http://schemas.microsoft.com/office/2019/extlst" xmlns:r="http://schemas.openxmlformats.org/officeDocument/2006/relationships" xmlns:m="http://schemas.openxmlformats.org/officeDocument/2006/math" xmlns:v="urn:schemas-microsoft-com:vml" xmlns:wp14="http://schemas.microsoft.com/office/word/2010/wordprocessingDrawing" xmlns:wp="http://schemas.openxmlformats.org/drawingml/2006/wordprocessingDrawing" xmlns:w10="urn:schemas-microsoft-com:office:word" xmlns:w="http://schemas.openxmlformats.org/wordprocessingml/2006/main" xmlns:w14="http://schemas.microsoft.com/office/word/2010/wordml" xmlns:w15="http://schemas.microsoft.com/office/word/2012/wordml" xmlns:w16cei="http://schemas.microsoft.com/office/word/2026/wordml/cei" xmlns:w16cex="http://schemas.microsoft.com/office/word/2018/wordml/cex" xmlns:w16cid="http://schemas.microsoft.com/office/word/2016/wordml/cid" xmlns:w16="http://schemas.microsoft.com/office/word/2018/wordml" xmlns:w16du="http://schemas.microsoft.com/office/word/2023/wordml/word16du" xmlns:w16sdtdh="http://schemas.microsoft.com/office/word/2020/wordml/sdtdatahash" xmlns:w16sdtfl="http://schemas.microsoft.com/office/word/2024/wordml/sdtformatlock" xmlns:w16se="http://schemas.microsoft.com/office/word/2015/wordml/symex" xmlns:wpg="http://schemas.microsoft.com/office/word/2010/wordprocessingGroup" xmlns:wpi="http://schemas.microsoft.com/office/word/2010/wordprocessingInk" xmlns:wne="http://schemas.microsoft.com/office/word/2006/wordml" xmlns:wps="http://schemas.microsoft.com/office/word/2010/wordprocessingShape" mc:Ignorable="w14 w15 w16se w16cid w16 w16cex w16sdtdh w16sdtfl w16du wp14">
+<w:endnotes xmlns:wpc="http://schemas.microsoft.com/office/word/2010/wordprocessingCanvas" xmlns:cx="http://schemas.microsoft.com/office/drawing/2014/chartex" xmlns:cx1="http://schemas.microsoft.com/office/drawing/2015/9/8/chartex" xmlns:cx2="http://schemas.microsoft.com/office/drawing/2015/10/21/chartex" xmlns:cx3="http://schemas.microsoft.com/office/drawing/2016/5/9/chartex" xmlns:cx4="http://schemas.microsoft.com/office/drawing/2016/5/10/chartex" xmlns:cx5="http://schemas.microsoft.com/office/drawing/2016/5/11/chartex" xmlns:cx6="http://schemas.microsoft.com/office/drawing/2016/5/12/chartex" xmlns:cx7="http://schemas.microsoft.com/office/drawing/2016/5/13/chartex" xmlns:cx8="http://schemas.microsoft.com/office/drawing/2016/5/14/chartex" xmlns:mc="http://schemas.openxmlformats.org/markup-compatibility/2006" xmlns:aink="http://schemas.microsoft.com/office/drawing/2016/ink" xmlns:am3d="http://schemas.microsoft.com/office/drawing/2017/model3d" xmlns:o="urn:schemas-microsoft-com:office:office" xmlns:oel="http://schemas.microsoft.com/office/2019/extlst" xmlns:r="http://schemas.openxmlformats.org/officeDocument/2006/relationships" xmlns:m="http://schemas.openxmlformats.org/officeDocument/2006/math" xmlns:v="urn:schemas-microsoft-com:vml" xmlns:wp14="http://schemas.microsoft.com/office/word/2010/wordprocessingDrawing" xmlns:wp="http://schemas.openxmlformats.org/drawingml/2006/wordprocessingDrawing" xmlns:w10="urn:schemas-microsoft-com:office:word" xmlns:w="http://schemas.openxmlformats.org/wordprocessingml/2006/main" xmlns:w14="http://schemas.microsoft.com/office/word/2010/wordml" xmlns:w15="http://schemas.microsoft.com/office/word/2012/wordml" xmlns:w16cex="http://schemas.microsoft.com/office/word/2018/wordml/cex" xmlns:w16cid="http://schemas.microsoft.com/office/word/2016/wordml/cid" xmlns:w16="http://schemas.microsoft.com/office/word/2018/wordml" xmlns:w16du="http://schemas.microsoft.com/office/word/2023/wordml/word16du" xmlns:w16sdtdh="http://schemas.microsoft.com/office/word/2020/wordml/sdtdatahash" xmlns:w16sdtfl="http://schemas.microsoft.com/office/word/2024/wordml/sdtformatlock" xmlns:w16se="http://schemas.microsoft.com/office/word/2015/wordml/symex" xmlns:wpg="http://schemas.microsoft.com/office/word/2010/wordprocessingGroup" xmlns:wpi="http://schemas.microsoft.com/office/word/2010/wordprocessingInk" xmlns:wne="http://schemas.microsoft.com/office/word/2006/wordml" xmlns:wps="http://schemas.microsoft.com/office/word/2010/wordprocessingShape" mc:Ignorable="w14 w15 w16se w16cid w16 w16cex w16sdtdh w16sdtfl w16du wp14">
   <w:endnote w:type="separator" w:id="-1">
     <w:p>
       <w:pPr>
@@ -3238,7 +3241,7 @@
 </file>
 
 <file path=word/footer1.xml><?xml version="1.0" encoding="utf-8"?>
-<w:ftr xmlns:wpc="http://schemas.microsoft.com/office/word/2010/wordprocessingCanvas" xmlns:cx="http://schemas.microsoft.com/office/drawing/2014/chartex" xmlns:cx1="http://schemas.microsoft.com/office/drawing/2015/9/8/chartex" xmlns:cx2="http://schemas.microsoft.com/office/drawing/2015/10/21/chartex" xmlns:cx3="http://schemas.microsoft.com/office/drawing/2016/5/9/chartex" xmlns:cx4="http://schemas.microsoft.com/office/drawing/2016/5/10/chartex" xmlns:cx5="http://schemas.microsoft.com/office/drawing/2016/5/11/chartex" xmlns:cx6="http://schemas.microsoft.com/office/drawing/2016/5/12/chartex" xmlns:cx7="http://schemas.microsoft.com/office/drawing/2016/5/13/chartex" xmlns:cx8="http://schemas.microsoft.com/office/drawing/2016/5/14/chartex" xmlns:mc="http://schemas.openxmlformats.org/markup-compatibility/2006" xmlns:aink="http://schemas.microsoft.com/office/drawing/2016/ink" xmlns:am3d="http://schemas.microsoft.com/office/drawing/2017/model3d" xmlns:o="urn:schemas-microsoft-com:office:office" xmlns:oel="http://schemas.microsoft.com/office/2019/extlst" xmlns:r="http://schemas.openxmlformats.org/officeDocument/2006/relationships" xmlns:m="http://schemas.openxmlformats.org/officeDocument/2006/math" xmlns:v="urn:schemas-microsoft-com:vml" xmlns:wp14="http://schemas.microsoft.com/office/word/2010/wordprocessingDrawing" xmlns:wp="http://schemas.openxmlformats.org/drawingml/2006/wordprocessingDrawing" xmlns:w10="urn:schemas-microsoft-com:office:word" xmlns:w="http://schemas.openxmlformats.org/wordprocessingml/2006/main" xmlns:w14="http://schemas.microsoft.com/office/word/2010/wordml" xmlns:w15="http://schemas.microsoft.com/office/word/2012/wordml" xmlns:w16cei="http://schemas.microsoft.com/office/word/2026/wordml/cei" xmlns:w16cex="http://schemas.microsoft.com/office/word/2018/wordml/cex" xmlns:w16cid="http://schemas.microsoft.com/office/word/2016/wordml/cid" xmlns:w16="http://schemas.microsoft.com/office/word/2018/wordml" xmlns:w16du="http://schemas.microsoft.com/office/word/2023/wordml/word16du" xmlns:w16sdtdh="http://schemas.microsoft.com/office/word/2020/wordml/sdtdatahash" xmlns:w16sdtfl="http://schemas.microsoft.com/office/word/2024/wordml/sdtformatlock" xmlns:w16se="http://schemas.microsoft.com/office/word/2015/wordml/symex" xmlns:wpg="http://schemas.microsoft.com/office/word/2010/wordprocessingGroup" xmlns:wpi="http://schemas.microsoft.com/office/word/2010/wordprocessingInk" xmlns:wne="http://schemas.microsoft.com/office/word/2006/wordml" xmlns:wps="http://schemas.microsoft.com/office/word/2010/wordprocessingShape" mc:Ignorable="w14 w15 w16se w16cid w16 w16cex w16sdtdh w16sdtfl w16du wp14">
+<w:ftr xmlns:wpc="http://schemas.microsoft.com/office/word/2010/wordprocessingCanvas" xmlns:cx="http://schemas.microsoft.com/office/drawing/2014/chartex" xmlns:cx1="http://schemas.microsoft.com/office/drawing/2015/9/8/chartex" xmlns:cx2="http://schemas.microsoft.com/office/drawing/2015/10/21/chartex" xmlns:cx3="http://schemas.microsoft.com/office/drawing/2016/5/9/chartex" xmlns:cx4="http://schemas.microsoft.com/office/drawing/2016/5/10/chartex" xmlns:cx5="http://schemas.microsoft.com/office/drawing/2016/5/11/chartex" xmlns:cx6="http://schemas.microsoft.com/office/drawing/2016/5/12/chartex" xmlns:cx7="http://schemas.microsoft.com/office/drawing/2016/5/13/chartex" xmlns:cx8="http://schemas.microsoft.com/office/drawing/2016/5/14/chartex" xmlns:mc="http://schemas.openxmlformats.org/markup-compatibility/2006" xmlns:aink="http://schemas.microsoft.com/office/drawing/2016/ink" xmlns:am3d="http://schemas.microsoft.com/office/drawing/2017/model3d" xmlns:o="urn:schemas-microsoft-com:office:office" xmlns:oel="http://schemas.microsoft.com/office/2019/extlst" xmlns:r="http://schemas.openxmlformats.org/officeDocument/2006/relationships" xmlns:m="http://schemas.openxmlformats.org/officeDocument/2006/math" xmlns:v="urn:schemas-microsoft-com:vml" xmlns:wp14="http://schemas.microsoft.com/office/word/2010/wordprocessingDrawing" xmlns:wp="http://schemas.openxmlformats.org/drawingml/2006/wordprocessingDrawing" xmlns:w10="urn:schemas-microsoft-com:office:word" xmlns:w="http://schemas.openxmlformats.org/wordprocessingml/2006/main" xmlns:w14="http://schemas.microsoft.com/office/word/2010/wordml" xmlns:w15="http://schemas.microsoft.com/office/word/2012/wordml" xmlns:w16cex="http://schemas.microsoft.com/office/word/2018/wordml/cex" xmlns:w16cid="http://schemas.microsoft.com/office/word/2016/wordml/cid" xmlns:w16="http://schemas.microsoft.com/office/word/2018/wordml" xmlns:w16du="http://schemas.microsoft.com/office/word/2023/wordml/word16du" xmlns:w16sdtdh="http://schemas.microsoft.com/office/word/2020/wordml/sdtdatahash" xmlns:w16sdtfl="http://schemas.microsoft.com/office/word/2024/wordml/sdtformatlock" xmlns:w16se="http://schemas.microsoft.com/office/word/2015/wordml/symex" xmlns:wpg="http://schemas.microsoft.com/office/word/2010/wordprocessingGroup" xmlns:wpi="http://schemas.microsoft.com/office/word/2010/wordprocessingInk" xmlns:wne="http://schemas.microsoft.com/office/word/2006/wordml" xmlns:wps="http://schemas.microsoft.com/office/word/2010/wordprocessingShape" mc:Ignorable="w14 w15 w16se w16cid w16 w16cex w16sdtdh w16sdtfl w16du wp14">
   <w:p>
     <w:pPr>
       <w:pStyle w:val="Pieddepage"/>
@@ -3248,7 +3251,7 @@
 </file>
 
 <file path=word/footer2.xml><?xml version="1.0" encoding="utf-8"?>
-<w:ftr xmlns:wpc="http://schemas.microsoft.com/office/word/2010/wordprocessingCanvas" xmlns:cx="http://schemas.microsoft.com/office/drawing/2014/chartex" xmlns:cx1="http://schemas.microsoft.com/office/drawing/2015/9/8/chartex" xmlns:cx2="http://schemas.microsoft.com/office/drawing/2015/10/21/chartex" xmlns:cx3="http://schemas.microsoft.com/office/drawing/2016/5/9/chartex" xmlns:cx4="http://schemas.microsoft.com/office/drawing/2016/5/10/chartex" xmlns:cx5="http://schemas.microsoft.com/office/drawing/2016/5/11/chartex" xmlns:cx6="http://schemas.microsoft.com/office/drawing/2016/5/12/chartex" xmlns:cx7="http://schemas.microsoft.com/office/drawing/2016/5/13/chartex" xmlns:cx8="http://schemas.microsoft.com/office/drawing/2016/5/14/chartex" xmlns:mc="http://schemas.openxmlformats.org/markup-compatibility/2006" xmlns:aink="http://schemas.microsoft.com/office/drawing/2016/ink" xmlns:am3d="http://schemas.microsoft.com/office/drawing/2017/model3d" xmlns:o="urn:schemas-microsoft-com:office:office" xmlns:oel="http://schemas.microsoft.com/office/2019/extlst" xmlns:r="http://schemas.openxmlformats.org/officeDocument/2006/relationships" xmlns:m="http://schemas.openxmlformats.org/officeDocument/2006/math" xmlns:v="urn:schemas-microsoft-com:vml" xmlns:wp14="http://schemas.microsoft.com/office/word/2010/wordprocessingDrawing" xmlns:wp="http://schemas.openxmlformats.org/drawingml/2006/wordprocessingDrawing" xmlns:w10="urn:schemas-microsoft-com:office:word" xmlns:w="http://schemas.openxmlformats.org/wordprocessingml/2006/main" xmlns:w14="http://schemas.microsoft.com/office/word/2010/wordml" xmlns:w15="http://schemas.microsoft.com/office/word/2012/wordml" xmlns:w16cei="http://schemas.microsoft.com/office/word/2026/wordml/cei" xmlns:w16cex="http://schemas.microsoft.com/office/word/2018/wordml/cex" xmlns:w16cid="http://schemas.microsoft.com/office/word/2016/wordml/cid" xmlns:w16="http://schemas.microsoft.com/office/word/2018/wordml" xmlns:w16du="http://schemas.microsoft.com/office/word/2023/wordml/word16du" xmlns:w16sdtdh="http://schemas.microsoft.com/office/word/2020/wordml/sdtdatahash" xmlns:w16sdtfl="http://schemas.microsoft.com/office/word/2024/wordml/sdtformatlock" xmlns:w16se="http://schemas.microsoft.com/office/word/2015/wordml/symex" xmlns:wpg="http://schemas.microsoft.com/office/word/2010/wordprocessingGroup" xmlns:wpi="http://schemas.microsoft.com/office/word/2010/wordprocessingInk" xmlns:wne="http://schemas.microsoft.com/office/word/2006/wordml" xmlns:wps="http://schemas.microsoft.com/office/word/2010/wordprocessingShape" mc:Ignorable="w14 w15 w16se w16cid w16 w16cex w16sdtdh w16sdtfl w16du wp14">
+<w:ftr xmlns:wpc="http://schemas.microsoft.com/office/word/2010/wordprocessingCanvas" xmlns:cx="http://schemas.microsoft.com/office/drawing/2014/chartex" xmlns:cx1="http://schemas.microsoft.com/office/drawing/2015/9/8/chartex" xmlns:cx2="http://schemas.microsoft.com/office/drawing/2015/10/21/chartex" xmlns:cx3="http://schemas.microsoft.com/office/drawing/2016/5/9/chartex" xmlns:cx4="http://schemas.microsoft.com/office/drawing/2016/5/10/chartex" xmlns:cx5="http://schemas.microsoft.com/office/drawing/2016/5/11/chartex" xmlns:cx6="http://schemas.microsoft.com/office/drawing/2016/5/12/chartex" xmlns:cx7="http://schemas.microsoft.com/office/drawing/2016/5/13/chartex" xmlns:cx8="http://schemas.microsoft.com/office/drawing/2016/5/14/chartex" xmlns:mc="http://schemas.openxmlformats.org/markup-compatibility/2006" xmlns:aink="http://schemas.microsoft.com/office/drawing/2016/ink" xmlns:am3d="http://schemas.microsoft.com/office/drawing/2017/model3d" xmlns:o="urn:schemas-microsoft-com:office:office" xmlns:oel="http://schemas.microsoft.com/office/2019/extlst" xmlns:r="http://schemas.openxmlformats.org/officeDocument/2006/relationships" xmlns:m="http://schemas.openxmlformats.org/officeDocument/2006/math" xmlns:v="urn:schemas-microsoft-com:vml" xmlns:wp14="http://schemas.microsoft.com/office/word/2010/wordprocessingDrawing" xmlns:wp="http://schemas.openxmlformats.org/drawingml/2006/wordprocessingDrawing" xmlns:w10="urn:schemas-microsoft-com:office:word" xmlns:w="http://schemas.openxmlformats.org/wordprocessingml/2006/main" xmlns:w14="http://schemas.microsoft.com/office/word/2010/wordml" xmlns:w15="http://schemas.microsoft.com/office/word/2012/wordml" xmlns:w16cex="http://schemas.microsoft.com/office/word/2018/wordml/cex" xmlns:w16cid="http://schemas.microsoft.com/office/word/2016/wordml/cid" xmlns:w16="http://schemas.microsoft.com/office/word/2018/wordml" xmlns:w16du="http://schemas.microsoft.com/office/word/2023/wordml/word16du" xmlns:w16sdtdh="http://schemas.microsoft.com/office/word/2020/wordml/sdtdatahash" xmlns:w16sdtfl="http://schemas.microsoft.com/office/word/2024/wordml/sdtformatlock" xmlns:w16se="http://schemas.microsoft.com/office/word/2015/wordml/symex" xmlns:wpg="http://schemas.microsoft.com/office/word/2010/wordprocessingGroup" xmlns:wpi="http://schemas.microsoft.com/office/word/2010/wordprocessingInk" xmlns:wne="http://schemas.microsoft.com/office/word/2006/wordml" xmlns:wps="http://schemas.microsoft.com/office/word/2010/wordprocessingShape" mc:Ignorable="w14 w15 w16se w16cid w16 w16cex w16sdtdh w16sdtfl w16du wp14">
   <w:sdt>
     <w:sdtPr>
       <w:id w:val="591049890"/>
@@ -3409,7 +3412,7 @@
                 </wp:anchor>
               </w:drawing>
             </mc:Choice>
-            <mc:Fallback>
+            <mc:Fallback xmlns:w16cei="http://schemas.microsoft.com/office/word/2026/wordml/cei">
               <w:pict>
                 <v:shapetype w14:anchorId="4544829D" id="_x0000_t65" coordsize="21600,21600" o:spt="65" adj="18900" path="m,l,21600@0,21600,21600@0,21600,xem@0,21600nfl@3@5c@7@9@11@13,21600@0e">
                   <v:formulas>
@@ -3530,7 +3533,7 @@
 </file>
 
 <file path=word/footer3.xml><?xml version="1.0" encoding="utf-8"?>
-<w:ftr xmlns:wpc="http://schemas.microsoft.com/office/word/2010/wordprocessingCanvas" xmlns:cx="http://schemas.microsoft.com/office/drawing/2014/chartex" xmlns:cx1="http://schemas.microsoft.com/office/drawing/2015/9/8/chartex" xmlns:cx2="http://schemas.microsoft.com/office/drawing/2015/10/21/chartex" xmlns:cx3="http://schemas.microsoft.com/office/drawing/2016/5/9/chartex" xmlns:cx4="http://schemas.microsoft.com/office/drawing/2016/5/10/chartex" xmlns:cx5="http://schemas.microsoft.com/office/drawing/2016/5/11/chartex" xmlns:cx6="http://schemas.microsoft.com/office/drawing/2016/5/12/chartex" xmlns:cx7="http://schemas.microsoft.com/office/drawing/2016/5/13/chartex" xmlns:cx8="http://schemas.microsoft.com/office/drawing/2016/5/14/chartex" xmlns:mc="http://schemas.openxmlformats.org/markup-compatibility/2006" xmlns:aink="http://schemas.microsoft.com/office/drawing/2016/ink" xmlns:am3d="http://schemas.microsoft.com/office/drawing/2017/model3d" xmlns:o="urn:schemas-microsoft-com:office:office" xmlns:oel="http://schemas.microsoft.com/office/2019/extlst" xmlns:r="http://schemas.openxmlformats.org/officeDocument/2006/relationships" xmlns:m="http://schemas.openxmlformats.org/officeDocument/2006/math" xmlns:v="urn:schemas-microsoft-com:vml" xmlns:wp14="http://schemas.microsoft.com/office/word/2010/wordprocessingDrawing" xmlns:wp="http://schemas.openxmlformats.org/drawingml/2006/wordprocessingDrawing" xmlns:w10="urn:schemas-microsoft-com:office:word" xmlns:w="http://schemas.openxmlformats.org/wordprocessingml/2006/main" xmlns:w14="http://schemas.microsoft.com/office/word/2010/wordml" xmlns:w15="http://schemas.microsoft.com/office/word/2012/wordml" xmlns:w16cei="http://schemas.microsoft.com/office/word/2026/wordml/cei" xmlns:w16cex="http://schemas.microsoft.com/office/word/2018/wordml/cex" xmlns:w16cid="http://schemas.microsoft.com/office/word/2016/wordml/cid" xmlns:w16="http://schemas.microsoft.com/office/word/2018/wordml" xmlns:w16du="http://schemas.microsoft.com/office/word/2023/wordml/word16du" xmlns:w16sdtdh="http://schemas.microsoft.com/office/word/2020/wordml/sdtdatahash" xmlns:w16sdtfl="http://schemas.microsoft.com/office/word/2024/wordml/sdtformatlock" xmlns:w16se="http://schemas.microsoft.com/office/word/2015/wordml/symex" xmlns:wpg="http://schemas.microsoft.com/office/word/2010/wordprocessingGroup" xmlns:wpi="http://schemas.microsoft.com/office/word/2010/wordprocessingInk" xmlns:wne="http://schemas.microsoft.com/office/word/2006/wordml" xmlns:wps="http://schemas.microsoft.com/office/word/2010/wordprocessingShape" mc:Ignorable="w14 w15 w16se w16cid w16 w16cex w16sdtdh w16sdtfl w16du wp14">
+<w:ftr xmlns:wpc="http://schemas.microsoft.com/office/word/2010/wordprocessingCanvas" xmlns:cx="http://schemas.microsoft.com/office/drawing/2014/chartex" xmlns:cx1="http://schemas.microsoft.com/office/drawing/2015/9/8/chartex" xmlns:cx2="http://schemas.microsoft.com/office/drawing/2015/10/21/chartex" xmlns:cx3="http://schemas.microsoft.com/office/drawing/2016/5/9/chartex" xmlns:cx4="http://schemas.microsoft.com/office/drawing/2016/5/10/chartex" xmlns:cx5="http://schemas.microsoft.com/office/drawing/2016/5/11/chartex" xmlns:cx6="http://schemas.microsoft.com/office/drawing/2016/5/12/chartex" xmlns:cx7="http://schemas.microsoft.com/office/drawing/2016/5/13/chartex" xmlns:cx8="http://schemas.microsoft.com/office/drawing/2016/5/14/chartex" xmlns:mc="http://schemas.openxmlformats.org/markup-compatibility/2006" xmlns:aink="http://schemas.microsoft.com/office/drawing/2016/ink" xmlns:am3d="http://schemas.microsoft.com/office/drawing/2017/model3d" xmlns:o="urn:schemas-microsoft-com:office:office" xmlns:oel="http://schemas.microsoft.com/office/2019/extlst" xmlns:r="http://schemas.openxmlformats.org/officeDocument/2006/relationships" xmlns:m="http://schemas.openxmlformats.org/officeDocument/2006/math" xmlns:v="urn:schemas-microsoft-com:vml" xmlns:wp14="http://schemas.microsoft.com/office/word/2010/wordprocessingDrawing" xmlns:wp="http://schemas.openxmlformats.org/drawingml/2006/wordprocessingDrawing" xmlns:w10="urn:schemas-microsoft-com:office:word" xmlns:w="http://schemas.openxmlformats.org/wordprocessingml/2006/main" xmlns:w14="http://schemas.microsoft.com/office/word/2010/wordml" xmlns:w15="http://schemas.microsoft.com/office/word/2012/wordml" xmlns:w16cex="http://schemas.microsoft.com/office/word/2018/wordml/cex" xmlns:w16cid="http://schemas.microsoft.com/office/word/2016/wordml/cid" xmlns:w16="http://schemas.microsoft.com/office/word/2018/wordml" xmlns:w16du="http://schemas.microsoft.com/office/word/2023/wordml/word16du" xmlns:w16sdtdh="http://schemas.microsoft.com/office/word/2020/wordml/sdtdatahash" xmlns:w16sdtfl="http://schemas.microsoft.com/office/word/2024/wordml/sdtformatlock" xmlns:w16se="http://schemas.microsoft.com/office/word/2015/wordml/symex" xmlns:wpg="http://schemas.microsoft.com/office/word/2010/wordprocessingGroup" xmlns:wpi="http://schemas.microsoft.com/office/word/2010/wordprocessingInk" xmlns:wne="http://schemas.microsoft.com/office/word/2006/wordml" xmlns:wps="http://schemas.microsoft.com/office/word/2010/wordprocessingShape" mc:Ignorable="w14 w15 w16se w16cid w16 w16cex w16sdtdh w16sdtfl w16du wp14">
   <w:p>
     <w:pPr>
       <w:pStyle w:val="Pieddepage"/>
@@ -3540,7 +3543,7 @@
 </file>
 
 <file path=word/footnotes.xml><?xml version="1.0" encoding="utf-8"?>
-<w:footnotes xmlns:wpc="http://schemas.microsoft.com/office/word/2010/wordprocessingCanvas" xmlns:cx="http://schemas.microsoft.com/office/drawing/2014/chartex" xmlns:cx1="http://schemas.microsoft.com/office/drawing/2015/9/8/chartex" xmlns:cx2="http://schemas.microsoft.com/office/drawing/2015/10/21/chartex" xmlns:cx3="http://schemas.microsoft.com/office/drawing/2016/5/9/chartex" xmlns:cx4="http://schemas.microsoft.com/office/drawing/2016/5/10/chartex" xmlns:cx5="http://schemas.microsoft.com/office/drawing/2016/5/11/chartex" xmlns:cx6="http://schemas.microsoft.com/office/drawing/2016/5/12/chartex" xmlns:cx7="http://schemas.microsoft.com/office/drawing/2016/5/13/chartex" xmlns:cx8="http://schemas.microsoft.com/office/drawing/2016/5/14/chartex" xmlns:mc="http://schemas.openxmlformats.org/markup-compatibility/2006" xmlns:aink="http://schemas.microsoft.com/office/drawing/2016/ink" xmlns:am3d="http://schemas.microsoft.com/office/drawing/2017/model3d" xmlns:o="urn:schemas-microsoft-com:office:office" xmlns:oel="http://schemas.microsoft.com/office/2019/extlst" xmlns:r="http://schemas.openxmlformats.org/officeDocument/2006/relationships" xmlns:m="http://schemas.openxmlformats.org/officeDocument/2006/math" xmlns:v="urn:schemas-microsoft-com:vml" xmlns:wp14="http://schemas.microsoft.com/office/word/2010/wordprocessingDrawing" xmlns:wp="http://schemas.openxmlformats.org/drawingml/2006/wordprocessingDrawing" xmlns:w10="urn:schemas-microsoft-com:office:word" xmlns:w="http://schemas.openxmlformats.org/wordprocessingml/2006/main" xmlns:w14="http://schemas.microsoft.com/office/word/2010/wordml" xmlns:w15="http://schemas.microsoft.com/office/word/2012/wordml" xmlns:w16cei="http://schemas.microsoft.com/office/word/2026/wordml/cei" xmlns:w16cex="http://schemas.microsoft.com/office/word/2018/wordml/cex" xmlns:w16cid="http://schemas.microsoft.com/office/word/2016/wordml/cid" xmlns:w16="http://schemas.microsoft.com/office/word/2018/wordml" xmlns:w16du="http://schemas.microsoft.com/office/word/2023/wordml/word16du" xmlns:w16sdtdh="http://schemas.microsoft.com/office/word/2020/wordml/sdtdatahash" xmlns:w16sdtfl="http://schemas.microsoft.com/office/word/2024/wordml/sdtformatlock" xmlns:w16se="http://schemas.microsoft.com/office/word/2015/wordml/symex" xmlns:wpg="http://schemas.microsoft.com/office/word/2010/wordprocessingGroup" xmlns:wpi="http://schemas.microsoft.com/office/word/2010/wordprocessingInk" xmlns:wne="http://schemas.microsoft.com/office/word/2006/wordml" xmlns:wps="http://schemas.microsoft.com/office/word/2010/wordprocessingShape" mc:Ignorable="w14 w15 w16se w16cid w16 w16cex w16sdtdh w16sdtfl w16du wp14">
+<w:footnotes xmlns:wpc="http://schemas.microsoft.com/office/word/2010/wordprocessingCanvas" xmlns:cx="http://schemas.microsoft.com/office/drawing/2014/chartex" xmlns:cx1="http://schemas.microsoft.com/office/drawing/2015/9/8/chartex" xmlns:cx2="http://schemas.microsoft.com/office/drawing/2015/10/21/chartex" xmlns:cx3="http://schemas.microsoft.com/office/drawing/2016/5/9/chartex" xmlns:cx4="http://schemas.microsoft.com/office/drawing/2016/5/10/chartex" xmlns:cx5="http://schemas.microsoft.com/office/drawing/2016/5/11/chartex" xmlns:cx6="http://schemas.microsoft.com/office/drawing/2016/5/12/chartex" xmlns:cx7="http://schemas.microsoft.com/office/drawing/2016/5/13/chartex" xmlns:cx8="http://schemas.microsoft.com/office/drawing/2016/5/14/chartex" xmlns:mc="http://schemas.openxmlformats.org/markup-compatibility/2006" xmlns:aink="http://schemas.microsoft.com/office/drawing/2016/ink" xmlns:am3d="http://schemas.microsoft.com/office/drawing/2017/model3d" xmlns:o="urn:schemas-microsoft-com:office:office" xmlns:oel="http://schemas.microsoft.com/office/2019/extlst" xmlns:r="http://schemas.openxmlformats.org/officeDocument/2006/relationships" xmlns:m="http://schemas.openxmlformats.org/officeDocument/2006/math" xmlns:v="urn:schemas-microsoft-com:vml" xmlns:wp14="http://schemas.microsoft.com/office/word/2010/wordprocessingDrawing" xmlns:wp="http://schemas.openxmlformats.org/drawingml/2006/wordprocessingDrawing" xmlns:w10="urn:schemas-microsoft-com:office:word" xmlns:w="http://schemas.openxmlformats.org/wordprocessingml/2006/main" xmlns:w14="http://schemas.microsoft.com/office/word/2010/wordml" xmlns:w15="http://schemas.microsoft.com/office/word/2012/wordml" xmlns:w16cex="http://schemas.microsoft.com/office/word/2018/wordml/cex" xmlns:w16cid="http://schemas.microsoft.com/office/word/2016/wordml/cid" xmlns:w16="http://schemas.microsoft.com/office/word/2018/wordml" xmlns:w16du="http://schemas.microsoft.com/office/word/2023/wordml/word16du" xmlns:w16sdtdh="http://schemas.microsoft.com/office/word/2020/wordml/sdtdatahash" xmlns:w16sdtfl="http://schemas.microsoft.com/office/word/2024/wordml/sdtformatlock" xmlns:w16se="http://schemas.microsoft.com/office/word/2015/wordml/symex" xmlns:wpg="http://schemas.microsoft.com/office/word/2010/wordprocessingGroup" xmlns:wpi="http://schemas.microsoft.com/office/word/2010/wordprocessingInk" xmlns:wne="http://schemas.microsoft.com/office/word/2006/wordml" xmlns:wps="http://schemas.microsoft.com/office/word/2010/wordprocessingShape" mc:Ignorable="w14 w15 w16se w16cid w16 w16cex w16sdtdh w16sdtfl w16du wp14">
   <w:footnote w:type="separator" w:id="-1">
     <w:p>
       <w:pPr>
@@ -3565,7 +3568,7 @@
 </file>
 
 <file path=word/header1.xml><?xml version="1.0" encoding="utf-8"?>
-<w:hdr xmlns:wpc="http://schemas.microsoft.com/office/word/2010/wordprocessingCanvas" xmlns:cx="http://schemas.microsoft.com/office/drawing/2014/chartex" xmlns:cx1="http://schemas.microsoft.com/office/drawing/2015/9/8/chartex" xmlns:cx2="http://schemas.microsoft.com/office/drawing/2015/10/21/chartex" xmlns:cx3="http://schemas.microsoft.com/office/drawing/2016/5/9/chartex" xmlns:cx4="http://schemas.microsoft.com/office/drawing/2016/5/10/chartex" xmlns:cx5="http://schemas.microsoft.com/office/drawing/2016/5/11/chartex" xmlns:cx6="http://schemas.microsoft.com/office/drawing/2016/5/12/chartex" xmlns:cx7="http://schemas.microsoft.com/office/drawing/2016/5/13/chartex" xmlns:cx8="http://schemas.microsoft.com/office/drawing/2016/5/14/chartex" xmlns:mc="http://schemas.openxmlformats.org/markup-compatibility/2006" xmlns:aink="http://schemas.microsoft.com/office/drawing/2016/ink" xmlns:am3d="http://schemas.microsoft.com/office/drawing/2017/model3d" xmlns:o="urn:schemas-microsoft-com:office:office" xmlns:oel="http://schemas.microsoft.com/office/2019/extlst" xmlns:r="http://schemas.openxmlformats.org/officeDocument/2006/relationships" xmlns:m="http://schemas.openxmlformats.org/officeDocument/2006/math" xmlns:v="urn:schemas-microsoft-com:vml" xmlns:wp14="http://schemas.microsoft.com/office/word/2010/wordprocessingDrawing" xmlns:wp="http://schemas.openxmlformats.org/drawingml/2006/wordprocessingDrawing" xmlns:w10="urn:schemas-microsoft-com:office:word" xmlns:w="http://schemas.openxmlformats.org/wordprocessingml/2006/main" xmlns:w14="http://schemas.microsoft.com/office/word/2010/wordml" xmlns:w15="http://schemas.microsoft.com/office/word/2012/wordml" xmlns:w16cei="http://schemas.microsoft.com/office/word/2026/wordml/cei" xmlns:w16cex="http://schemas.microsoft.com/office/word/2018/wordml/cex" xmlns:w16cid="http://schemas.microsoft.com/office/word/2016/wordml/cid" xmlns:w16="http://schemas.microsoft.com/office/word/2018/wordml" xmlns:w16du="http://schemas.microsoft.com/office/word/2023/wordml/word16du" xmlns:w16sdtdh="http://schemas.microsoft.com/office/word/2020/wordml/sdtdatahash" xmlns:w16sdtfl="http://schemas.microsoft.com/office/word/2024/wordml/sdtformatlock" xmlns:w16se="http://schemas.microsoft.com/office/word/2015/wordml/symex" xmlns:wpg="http://schemas.microsoft.com/office/word/2010/wordprocessingGroup" xmlns:wpi="http://schemas.microsoft.com/office/word/2010/wordprocessingInk" xmlns:wne="http://schemas.microsoft.com/office/word/2006/wordml" xmlns:wps="http://schemas.microsoft.com/office/word/2010/wordprocessingShape" mc:Ignorable="w14 w15 w16se w16cid w16 w16cex w16sdtdh w16sdtfl w16du wp14">
+<w:hdr xmlns:wpc="http://schemas.microsoft.com/office/word/2010/wordprocessingCanvas" xmlns:cx="http://schemas.microsoft.com/office/drawing/2014/chartex" xmlns:cx1="http://schemas.microsoft.com/office/drawing/2015/9/8/chartex" xmlns:cx2="http://schemas.microsoft.com/office/drawing/2015/10/21/chartex" xmlns:cx3="http://schemas.microsoft.com/office/drawing/2016/5/9/chartex" xmlns:cx4="http://schemas.microsoft.com/office/drawing/2016/5/10/chartex" xmlns:cx5="http://schemas.microsoft.com/office/drawing/2016/5/11/chartex" xmlns:cx6="http://schemas.microsoft.com/office/drawing/2016/5/12/chartex" xmlns:cx7="http://schemas.microsoft.com/office/drawing/2016/5/13/chartex" xmlns:cx8="http://schemas.microsoft.com/office/drawing/2016/5/14/chartex" xmlns:mc="http://schemas.openxmlformats.org/markup-compatibility/2006" xmlns:aink="http://schemas.microsoft.com/office/drawing/2016/ink" xmlns:am3d="http://schemas.microsoft.com/office/drawing/2017/model3d" xmlns:o="urn:schemas-microsoft-com:office:office" xmlns:oel="http://schemas.microsoft.com/office/2019/extlst" xmlns:r="http://schemas.openxmlformats.org/officeDocument/2006/relationships" xmlns:m="http://schemas.openxmlformats.org/officeDocument/2006/math" xmlns:v="urn:schemas-microsoft-com:vml" xmlns:wp14="http://schemas.microsoft.com/office/word/2010/wordprocessingDrawing" xmlns:wp="http://schemas.openxmlformats.org/drawingml/2006/wordprocessingDrawing" xmlns:w10="urn:schemas-microsoft-com:office:word" xmlns:w="http://schemas.openxmlformats.org/wordprocessingml/2006/main" xmlns:w14="http://schemas.microsoft.com/office/word/2010/wordml" xmlns:w15="http://schemas.microsoft.com/office/word/2012/wordml" xmlns:w16cex="http://schemas.microsoft.com/office/word/2018/wordml/cex" xmlns:w16cid="http://schemas.microsoft.com/office/word/2016/wordml/cid" xmlns:w16="http://schemas.microsoft.com/office/word/2018/wordml" xmlns:w16du="http://schemas.microsoft.com/office/word/2023/wordml/word16du" xmlns:w16sdtdh="http://schemas.microsoft.com/office/word/2020/wordml/sdtdatahash" xmlns:w16sdtfl="http://schemas.microsoft.com/office/word/2024/wordml/sdtformatlock" xmlns:w16se="http://schemas.microsoft.com/office/word/2015/wordml/symex" xmlns:wpg="http://schemas.microsoft.com/office/word/2010/wordprocessingGroup" xmlns:wpi="http://schemas.microsoft.com/office/word/2010/wordprocessingInk" xmlns:wne="http://schemas.microsoft.com/office/word/2006/wordml" xmlns:wps="http://schemas.microsoft.com/office/word/2010/wordprocessingShape" mc:Ignorable="w14 w15 w16se w16cid w16 w16cex w16sdtdh w16sdtfl w16du wp14">
   <w:p>
     <w:pPr>
       <w:pStyle w:val="En-tte"/>
@@ -3575,7 +3578,7 @@
 </file>
 
 <file path=word/header2.xml><?xml version="1.0" encoding="utf-8"?>
-<w:hdr xmlns:wpc="http://schemas.microsoft.com/office/word/2010/wordprocessingCanvas" xmlns:cx="http://schemas.microsoft.com/office/drawing/2014/chartex" xmlns:cx1="http://schemas.microsoft.com/office/drawing/2015/9/8/chartex" xmlns:cx2="http://schemas.microsoft.com/office/drawing/2015/10/21/chartex" xmlns:cx3="http://schemas.microsoft.com/office/drawing/2016/5/9/chartex" xmlns:cx4="http://schemas.microsoft.com/office/drawing/2016/5/10/chartex" xmlns:cx5="http://schemas.microsoft.com/office/drawing/2016/5/11/chartex" xmlns:cx6="http://schemas.microsoft.com/office/drawing/2016/5/12/chartex" xmlns:cx7="http://schemas.microsoft.com/office/drawing/2016/5/13/chartex" xmlns:cx8="http://schemas.microsoft.com/office/drawing/2016/5/14/chartex" xmlns:mc="http://schemas.openxmlformats.org/markup-compatibility/2006" xmlns:aink="http://schemas.microsoft.com/office/drawing/2016/ink" xmlns:am3d="http://schemas.microsoft.com/office/drawing/2017/model3d" xmlns:o="urn:schemas-microsoft-com:office:office" xmlns:oel="http://schemas.microsoft.com/office/2019/extlst" xmlns:r="http://schemas.openxmlformats.org/officeDocument/2006/relationships" xmlns:m="http://schemas.openxmlformats.org/officeDocument/2006/math" xmlns:v="urn:schemas-microsoft-com:vml" xmlns:wp14="http://schemas.microsoft.com/office/word/2010/wordprocessingDrawing" xmlns:wp="http://schemas.openxmlformats.org/drawingml/2006/wordprocessingDrawing" xmlns:w10="urn:schemas-microsoft-com:office:word" xmlns:w="http://schemas.openxmlformats.org/wordprocessingml/2006/main" xmlns:w14="http://schemas.microsoft.com/office/word/2010/wordml" xmlns:w15="http://schemas.microsoft.com/office/word/2012/wordml" xmlns:w16cei="http://schemas.microsoft.com/office/word/2026/wordml/cei" xmlns:w16cex="http://schemas.microsoft.com/office/word/2018/wordml/cex" xmlns:w16cid="http://schemas.microsoft.com/office/word/2016/wordml/cid" xmlns:w16="http://schemas.microsoft.com/office/word/2018/wordml" xmlns:w16du="http://schemas.microsoft.com/office/word/2023/wordml/word16du" xmlns:w16sdtdh="http://schemas.microsoft.com/office/word/2020/wordml/sdtdatahash" xmlns:w16sdtfl="http://schemas.microsoft.com/office/word/2024/wordml/sdtformatlock" xmlns:w16se="http://schemas.microsoft.com/office/word/2015/wordml/symex" xmlns:wpg="http://schemas.microsoft.com/office/word/2010/wordprocessingGroup" xmlns:wpi="http://schemas.microsoft.com/office/word/2010/wordprocessingInk" xmlns:wne="http://schemas.microsoft.com/office/word/2006/wordml" xmlns:wps="http://schemas.microsoft.com/office/word/2010/wordprocessingShape" mc:Ignorable="w14 w15 w16se w16cid w16 w16cex w16sdtdh w16sdtfl w16du wp14">
+<w:hdr xmlns:wpc="http://schemas.microsoft.com/office/word/2010/wordprocessingCanvas" xmlns:cx="http://schemas.microsoft.com/office/drawing/2014/chartex" xmlns:cx1="http://schemas.microsoft.com/office/drawing/2015/9/8/chartex" xmlns:cx2="http://schemas.microsoft.com/office/drawing/2015/10/21/chartex" xmlns:cx3="http://schemas.microsoft.com/office/drawing/2016/5/9/chartex" xmlns:cx4="http://schemas.microsoft.com/office/drawing/2016/5/10/chartex" xmlns:cx5="http://schemas.microsoft.com/office/drawing/2016/5/11/chartex" xmlns:cx6="http://schemas.microsoft.com/office/drawing/2016/5/12/chartex" xmlns:cx7="http://schemas.microsoft.com/office/drawing/2016/5/13/chartex" xmlns:cx8="http://schemas.microsoft.com/office/drawing/2016/5/14/chartex" xmlns:mc="http://schemas.openxmlformats.org/markup-compatibility/2006" xmlns:aink="http://schemas.microsoft.com/office/drawing/2016/ink" xmlns:am3d="http://schemas.microsoft.com/office/drawing/2017/model3d" xmlns:o="urn:schemas-microsoft-com:office:office" xmlns:oel="http://schemas.microsoft.com/office/2019/extlst" xmlns:r="http://schemas.openxmlformats.org/officeDocument/2006/relationships" xmlns:m="http://schemas.openxmlformats.org/officeDocument/2006/math" xmlns:v="urn:schemas-microsoft-com:vml" xmlns:wp14="http://schemas.microsoft.com/office/word/2010/wordprocessingDrawing" xmlns:wp="http://schemas.openxmlformats.org/drawingml/2006/wordprocessingDrawing" xmlns:w10="urn:schemas-microsoft-com:office:word" xmlns:w="http://schemas.openxmlformats.org/wordprocessingml/2006/main" xmlns:w14="http://schemas.microsoft.com/office/word/2010/wordml" xmlns:w15="http://schemas.microsoft.com/office/word/2012/wordml" xmlns:w16cex="http://schemas.microsoft.com/office/word/2018/wordml/cex" xmlns:w16cid="http://schemas.microsoft.com/office/word/2016/wordml/cid" xmlns:w16="http://schemas.microsoft.com/office/word/2018/wordml" xmlns:w16du="http://schemas.microsoft.com/office/word/2023/wordml/word16du" xmlns:w16sdtdh="http://schemas.microsoft.com/office/word/2020/wordml/sdtdatahash" xmlns:w16sdtfl="http://schemas.microsoft.com/office/word/2024/wordml/sdtformatlock" xmlns:w16se="http://schemas.microsoft.com/office/word/2015/wordml/symex" xmlns:wpg="http://schemas.microsoft.com/office/word/2010/wordprocessingGroup" xmlns:wpi="http://schemas.microsoft.com/office/word/2010/wordprocessingInk" xmlns:wne="http://schemas.microsoft.com/office/word/2006/wordml" xmlns:wps="http://schemas.microsoft.com/office/word/2010/wordprocessingShape" mc:Ignorable="w14 w15 w16se w16cid w16 w16cex w16sdtdh w16sdtfl w16du wp14">
   <w:p>
     <w:pPr>
       <w:pStyle w:val="En-tte"/>
@@ -3720,7 +3723,7 @@
             </wp:anchor>
           </w:drawing>
         </mc:Choice>
-        <mc:Fallback>
+        <mc:Fallback xmlns:w16cei="http://schemas.microsoft.com/office/word/2026/wordml/cei">
           <w:pict>
             <v:rect w14:anchorId="3635B38D" id="Rectangle 197" o:spid="_x0000_s1026" style="position:absolute;margin-left:0;margin-top:0;width:468.5pt;height:21.3pt;z-index:-251655168;visibility:visible;mso-wrap-style:square;mso-width-percent:1000;mso-height-percent:27;mso-top-percent:45;mso-wrap-distance-left:9.35pt;mso-wrap-distance-top:0;mso-wrap-distance-right:9.35pt;mso-wrap-distance-bottom:0;mso-position-horizontal:center;mso-position-horizontal-relative:margin;mso-position-vertical-relative:page;mso-width-percent:1000;mso-height-percent:27;mso-top-percent:45;mso-width-relative:margin;mso-height-relative:page;v-text-anchor:middle" o:gfxdata="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" o:allowoverlap="f" fillcolor="#c00000" stroked="f" strokeweight="1pt">
               <v:textbox style="mso-fit-shape-to-text:t">
@@ -3791,7 +3794,7 @@
 </file>
 
 <file path=word/header3.xml><?xml version="1.0" encoding="utf-8"?>
-<w:hdr xmlns:wpc="http://schemas.microsoft.com/office/word/2010/wordprocessingCanvas" xmlns:cx="http://schemas.microsoft.com/office/drawing/2014/chartex" xmlns:cx1="http://schemas.microsoft.com/office/drawing/2015/9/8/chartex" xmlns:cx2="http://schemas.microsoft.com/office/drawing/2015/10/21/chartex" xmlns:cx3="http://schemas.microsoft.com/office/drawing/2016/5/9/chartex" xmlns:cx4="http://schemas.microsoft.com/office/drawing/2016/5/10/chartex" xmlns:cx5="http://schemas.microsoft.com/office/drawing/2016/5/11/chartex" xmlns:cx6="http://schemas.microsoft.com/office/drawing/2016/5/12/chartex" xmlns:cx7="http://schemas.microsoft.com/office/drawing/2016/5/13/chartex" xmlns:cx8="http://schemas.microsoft.com/office/drawing/2016/5/14/chartex" xmlns:mc="http://schemas.openxmlformats.org/markup-compatibility/2006" xmlns:aink="http://schemas.microsoft.com/office/drawing/2016/ink" xmlns:am3d="http://schemas.microsoft.com/office/drawing/2017/model3d" xmlns:o="urn:schemas-microsoft-com:office:office" xmlns:oel="http://schemas.microsoft.com/office/2019/extlst" xmlns:r="http://schemas.openxmlformats.org/officeDocument/2006/relationships" xmlns:m="http://schemas.openxmlformats.org/officeDocument/2006/math" xmlns:v="urn:schemas-microsoft-com:vml" xmlns:wp14="http://schemas.microsoft.com/office/word/2010/wordprocessingDrawing" xmlns:wp="http://schemas.openxmlformats.org/drawingml/2006/wordprocessingDrawing" xmlns:w10="urn:schemas-microsoft-com:office:word" xmlns:w="http://schemas.openxmlformats.org/wordprocessingml/2006/main" xmlns:w14="http://schemas.microsoft.com/office/word/2010/wordml" xmlns:w15="http://schemas.microsoft.com/office/word/2012/wordml" xmlns:w16cei="http://schemas.microsoft.com/office/word/2026/wordml/cei" xmlns:w16cex="http://schemas.microsoft.com/office/word/2018/wordml/cex" xmlns:w16cid="http://schemas.microsoft.com/office/word/2016/wordml/cid" xmlns:w16="http://schemas.microsoft.com/office/word/2018/wordml" xmlns:w16du="http://schemas.microsoft.com/office/word/2023/wordml/word16du" xmlns:w16sdtdh="http://schemas.microsoft.com/office/word/2020/wordml/sdtdatahash" xmlns:w16sdtfl="http://schemas.microsoft.com/office/word/2024/wordml/sdtformatlock" xmlns:w16se="http://schemas.microsoft.com/office/word/2015/wordml/symex" xmlns:wpg="http://schemas.microsoft.com/office/word/2010/wordprocessingGroup" xmlns:wpi="http://schemas.microsoft.com/office/word/2010/wordprocessingInk" xmlns:wne="http://schemas.microsoft.com/office/word/2006/wordml" xmlns:wps="http://schemas.microsoft.com/office/word/2010/wordprocessingShape" mc:Ignorable="w14 w15 w16se w16cid w16 w16cex w16sdtdh w16sdtfl w16du wp14">
+<w:hdr xmlns:wpc="http://schemas.microsoft.com/office/word/2010/wordprocessingCanvas" xmlns:cx="http://schemas.microsoft.com/office/drawing/2014/chartex" xmlns:cx1="http://schemas.microsoft.com/office/drawing/2015/9/8/chartex" xmlns:cx2="http://schemas.microsoft.com/office/drawing/2015/10/21/chartex" xmlns:cx3="http://schemas.microsoft.com/office/drawing/2016/5/9/chartex" xmlns:cx4="http://schemas.microsoft.com/office/drawing/2016/5/10/chartex" xmlns:cx5="http://schemas.microsoft.com/office/drawing/2016/5/11/chartex" xmlns:cx6="http://schemas.microsoft.com/office/drawing/2016/5/12/chartex" xmlns:cx7="http://schemas.microsoft.com/office/drawing/2016/5/13/chartex" xmlns:cx8="http://schemas.microsoft.com/office/drawing/2016/5/14/chartex" xmlns:mc="http://schemas.openxmlformats.org/markup-compatibility/2006" xmlns:aink="http://schemas.microsoft.com/office/drawing/2016/ink" xmlns:am3d="http://schemas.microsoft.com/office/drawing/2017/model3d" xmlns:o="urn:schemas-microsoft-com:office:office" xmlns:oel="http://schemas.microsoft.com/office/2019/extlst" xmlns:r="http://schemas.openxmlformats.org/officeDocument/2006/relationships" xmlns:m="http://schemas.openxmlformats.org/officeDocument/2006/math" xmlns:v="urn:schemas-microsoft-com:vml" xmlns:wp14="http://schemas.microsoft.com/office/word/2010/wordprocessingDrawing" xmlns:wp="http://schemas.openxmlformats.org/drawingml/2006/wordprocessingDrawing" xmlns:w10="urn:schemas-microsoft-com:office:word" xmlns:w="http://schemas.openxmlformats.org/wordprocessingml/2006/main" xmlns:w14="http://schemas.microsoft.com/office/word/2010/wordml" xmlns:w15="http://schemas.microsoft.com/office/word/2012/wordml" xmlns:w16cex="http://schemas.microsoft.com/office/word/2018/wordml/cex" xmlns:w16cid="http://schemas.microsoft.com/office/word/2016/wordml/cid" xmlns:w16="http://schemas.microsoft.com/office/word/2018/wordml" xmlns:w16du="http://schemas.microsoft.com/office/word/2023/wordml/word16du" xmlns:w16sdtdh="http://schemas.microsoft.com/office/word/2020/wordml/sdtdatahash" xmlns:w16sdtfl="http://schemas.microsoft.com/office/word/2024/wordml/sdtformatlock" xmlns:w16se="http://schemas.microsoft.com/office/word/2015/wordml/symex" xmlns:wpg="http://schemas.microsoft.com/office/word/2010/wordprocessingGroup" xmlns:wpi="http://schemas.microsoft.com/office/word/2010/wordprocessingInk" xmlns:wne="http://schemas.microsoft.com/office/word/2006/wordml" xmlns:wps="http://schemas.microsoft.com/office/word/2010/wordprocessingShape" mc:Ignorable="w14 w15 w16se w16cid w16 w16cex w16sdtdh w16sdtfl w16du wp14">
   <w:p>
     <w:pPr>
       <w:pStyle w:val="En-tte"/>
@@ -3801,7 +3804,7 @@
 </file>
 
 <file path=word/numbering.xml><?xml version="1.0" encoding="utf-8"?>
-<w:numbering xmlns:wpc="http://schemas.microsoft.com/office/word/2010/wordprocessingCanvas" xmlns:cx="http://schemas.microsoft.com/office/drawing/2014/chartex" xmlns:cx1="http://schemas.microsoft.com/office/drawing/2015/9/8/chartex" xmlns:cx2="http://schemas.microsoft.com/office/drawing/2015/10/21/chartex" xmlns:cx3="http://schemas.microsoft.com/office/drawing/2016/5/9/chartex" xmlns:cx4="http://schemas.microsoft.com/office/drawing/2016/5/10/chartex" xmlns:cx5="http://schemas.microsoft.com/office/drawing/2016/5/11/chartex" xmlns:cx6="http://schemas.microsoft.com/office/drawing/2016/5/12/chartex" xmlns:cx7="http://schemas.microsoft.com/office/drawing/2016/5/13/chartex" xmlns:cx8="http://schemas.microsoft.com/office/drawing/2016/5/14/chartex" xmlns:mc="http://schemas.openxmlformats.org/markup-compatibility/2006" xmlns:aink="http://schemas.microsoft.com/office/drawing/2016/ink" xmlns:am3d="http://schemas.microsoft.com/office/drawing/2017/model3d" xmlns:o="urn:schemas-microsoft-com:office:office" xmlns:oel="http://schemas.microsoft.com/office/2019/extlst" xmlns:r="http://schemas.openxmlformats.org/officeDocument/2006/relationships" xmlns:m="http://schemas.openxmlformats.org/officeDocument/2006/math" xmlns:v="urn:schemas-microsoft-com:vml" xmlns:wp14="http://schemas.microsoft.com/office/word/2010/wordprocessingDrawing" xmlns:wp="http://schemas.openxmlformats.org/drawingml/2006/wordprocessingDrawing" xmlns:w10="urn:schemas-microsoft-com:office:word" xmlns:w="http://schemas.openxmlformats.org/wordprocessingml/2006/main" xmlns:w14="http://schemas.microsoft.com/office/word/2010/wordml" xmlns:w15="http://schemas.microsoft.com/office/word/2012/wordml" xmlns:w16cei="http://schemas.microsoft.com/office/word/2026/wordml/cei" xmlns:w16cex="http://schemas.microsoft.com/office/word/2018/wordml/cex" xmlns:w16cid="http://schemas.microsoft.com/office/word/2016/wordml/cid" xmlns:w16="http://schemas.microsoft.com/office/word/2018/wordml" xmlns:w16du="http://schemas.microsoft.com/office/word/2023/wordml/word16du" xmlns:w16sdtdh="http://schemas.microsoft.com/office/word/2020/wordml/sdtdatahash" xmlns:w16sdtfl="http://schemas.microsoft.com/office/word/2024/wordml/sdtformatlock" xmlns:w16se="http://schemas.microsoft.com/office/word/2015/wordml/symex" xmlns:wpg="http://schemas.microsoft.com/office/word/2010/wordprocessingGroup" xmlns:wpi="http://schemas.microsoft.com/office/word/2010/wordprocessingInk" xmlns:wne="http://schemas.microsoft.com/office/word/2006/wordml" xmlns:wps="http://schemas.microsoft.com/office/word/2010/wordprocessingShape" mc:Ignorable="w14 w15 w16se w16cid w16 w16cex w16sdtdh w16sdtfl w16du wp14">
+<w:numbering xmlns:wpc="http://schemas.microsoft.com/office/word/2010/wordprocessingCanvas" xmlns:cx="http://schemas.microsoft.com/office/drawing/2014/chartex" xmlns:cx1="http://schemas.microsoft.com/office/drawing/2015/9/8/chartex" xmlns:cx2="http://schemas.microsoft.com/office/drawing/2015/10/21/chartex" xmlns:cx3="http://schemas.microsoft.com/office/drawing/2016/5/9/chartex" xmlns:cx4="http://schemas.microsoft.com/office/drawing/2016/5/10/chartex" xmlns:cx5="http://schemas.microsoft.com/office/drawing/2016/5/11/chartex" xmlns:cx6="http://schemas.microsoft.com/office/drawing/2016/5/12/chartex" xmlns:cx7="http://schemas.microsoft.com/office/drawing/2016/5/13/chartex" xmlns:cx8="http://schemas.microsoft.com/office/drawing/2016/5/14/chartex" xmlns:mc="http://schemas.openxmlformats.org/markup-compatibility/2006" xmlns:aink="http://schemas.microsoft.com/office/drawing/2016/ink" xmlns:am3d="http://schemas.microsoft.com/office/drawing/2017/model3d" xmlns:o="urn:schemas-microsoft-com:office:office" xmlns:oel="http://schemas.microsoft.com/office/2019/extlst" xmlns:r="http://schemas.openxmlformats.org/officeDocument/2006/relationships" xmlns:m="http://schemas.openxmlformats.org/officeDocument/2006/math" xmlns:v="urn:schemas-microsoft-com:vml" xmlns:wp14="http://schemas.microsoft.com/office/word/2010/wordprocessingDrawing" xmlns:wp="http://schemas.openxmlformats.org/drawingml/2006/wordprocessingDrawing" xmlns:w10="urn:schemas-microsoft-com:office:word" xmlns:w="http://schemas.openxmlformats.org/wordprocessingml/2006/main" xmlns:w14="http://schemas.microsoft.com/office/word/2010/wordml" xmlns:w15="http://schemas.microsoft.com/office/word/2012/wordml" xmlns:w16cex="http://schemas.microsoft.com/office/word/2018/wordml/cex" xmlns:w16cid="http://schemas.microsoft.com/office/word/2016/wordml/cid" xmlns:w16="http://schemas.microsoft.com/office/word/2018/wordml" xmlns:w16du="http://schemas.microsoft.com/office/word/2023/wordml/word16du" xmlns:w16sdtdh="http://schemas.microsoft.com/office/word/2020/wordml/sdtdatahash" xmlns:w16sdtfl="http://schemas.microsoft.com/office/word/2024/wordml/sdtformatlock" xmlns:w16se="http://schemas.microsoft.com/office/word/2015/wordml/symex" xmlns:wpg="http://schemas.microsoft.com/office/word/2010/wordprocessingGroup" xmlns:wpi="http://schemas.microsoft.com/office/word/2010/wordprocessingInk" xmlns:wne="http://schemas.microsoft.com/office/word/2006/wordml" xmlns:wps="http://schemas.microsoft.com/office/word/2010/wordprocessingShape" mc:Ignorable="w14 w15 w16se w16cid w16 w16cex w16sdtdh w16sdtfl w16du wp14">
   <w:abstractNum w:abstractNumId="0" w15:restartNumberingAfterBreak="0">
     <w:nsid w:val="017A4C6F"/>
     <w:multiLevelType w:val="hybridMultilevel"/>
@@ -8366,7 +8369,7 @@
 </file>
 
 <file path=word/glossary/document.xml><?xml version="1.0" encoding="utf-8"?>
-<w:glossaryDocument xmlns:wpc="http://schemas.microsoft.com/office/word/2010/wordprocessingCanvas" xmlns:cx="http://schemas.microsoft.com/office/drawing/2014/chartex" xmlns:cx1="http://schemas.microsoft.com/office/drawing/2015/9/8/chartex" xmlns:cx2="http://schemas.microsoft.com/office/drawing/2015/10/21/chartex" xmlns:cx3="http://schemas.microsoft.com/office/drawing/2016/5/9/chartex" xmlns:cx4="http://schemas.microsoft.com/office/drawing/2016/5/10/chartex" xmlns:cx5="http://schemas.microsoft.com/office/drawing/2016/5/11/chartex" xmlns:cx6="http://schemas.microsoft.com/office/drawing/2016/5/12/chartex" xmlns:cx7="http://schemas.microsoft.com/office/drawing/2016/5/13/chartex" xmlns:cx8="http://schemas.microsoft.com/office/drawing/2016/5/14/chartex" xmlns:mc="http://schemas.openxmlformats.org/markup-compatibility/2006" xmlns:aink="http://schemas.microsoft.com/office/drawing/2016/ink" xmlns:am3d="http://schemas.microsoft.com/office/drawing/2017/model3d" xmlns:o="urn:schemas-microsoft-com:office:office" xmlns:oel="http://schemas.microsoft.com/office/2019/extlst" xmlns:r="http://schemas.openxmlformats.org/officeDocument/2006/relationships" xmlns:m="http://schemas.openxmlformats.org/officeDocument/2006/math" xmlns:v="urn:schemas-microsoft-com:vml" xmlns:wp14="http://schemas.microsoft.com/office/word/2010/wordprocessingDrawing" xmlns:wp="http://schemas.openxmlformats.org/drawingml/2006/wordprocessingDrawing" xmlns:w10="urn:schemas-microsoft-com:office:word" xmlns:w="http://schemas.openxmlformats.org/wordprocessingml/2006/main" xmlns:w14="http://schemas.microsoft.com/office/word/2010/wordml" xmlns:w15="http://schemas.microsoft.com/office/word/2012/wordml" xmlns:w16cei="http://schemas.microsoft.com/office/word/2026/wordml/cei" xmlns:w16cex="http://schemas.microsoft.com/office/word/2018/wordml/cex" xmlns:w16cid="http://schemas.microsoft.com/office/word/2016/wordml/cid" xmlns:w16="http://schemas.microsoft.com/office/word/2018/wordml" xmlns:w16du="http://schemas.microsoft.com/office/word/2023/wordml/word16du" xmlns:w16sdtdh="http://schemas.microsoft.com/office/word/2020/wordml/sdtdatahash" xmlns:w16sdtfl="http://schemas.microsoft.com/office/word/2024/wordml/sdtformatlock" xmlns:w16se="http://schemas.microsoft.com/office/word/2015/wordml/symex" xmlns:wpg="http://schemas.microsoft.com/office/word/2010/wordprocessingGroup" xmlns:wpi="http://schemas.microsoft.com/office/word/2010/wordprocessingInk" xmlns:wne="http://schemas.microsoft.com/office/word/2006/wordml" xmlns:wps="http://schemas.microsoft.com/office/word/2010/wordprocessingShape" mc:Ignorable="w14 w15 w16se w16cid w16 w16cex w16sdtdh w16sdtfl w16du wp14">
+<w:glossaryDocument xmlns:wpc="http://schemas.microsoft.com/office/word/2010/wordprocessingCanvas" xmlns:cx="http://schemas.microsoft.com/office/drawing/2014/chartex" xmlns:cx1="http://schemas.microsoft.com/office/drawing/2015/9/8/chartex" xmlns:cx2="http://schemas.microsoft.com/office/drawing/2015/10/21/chartex" xmlns:cx3="http://schemas.microsoft.com/office/drawing/2016/5/9/chartex" xmlns:cx4="http://schemas.microsoft.com/office/drawing/2016/5/10/chartex" xmlns:cx5="http://schemas.microsoft.com/office/drawing/2016/5/11/chartex" xmlns:cx6="http://schemas.microsoft.com/office/drawing/2016/5/12/chartex" xmlns:cx7="http://schemas.microsoft.com/office/drawing/2016/5/13/chartex" xmlns:cx8="http://schemas.microsoft.com/office/drawing/2016/5/14/chartex" xmlns:mc="http://schemas.openxmlformats.org/markup-compatibility/2006" xmlns:aink="http://schemas.microsoft.com/office/drawing/2016/ink" xmlns:am3d="http://schemas.microsoft.com/office/drawing/2017/model3d" xmlns:o="urn:schemas-microsoft-com:office:office" xmlns:oel="http://schemas.microsoft.com/office/2019/extlst" xmlns:r="http://schemas.openxmlformats.org/officeDocument/2006/relationships" xmlns:m="http://schemas.openxmlformats.org/officeDocument/2006/math" xmlns:v="urn:schemas-microsoft-com:vml" xmlns:wp14="http://schemas.microsoft.com/office/word/2010/wordprocessingDrawing" xmlns:wp="http://schemas.openxmlformats.org/drawingml/2006/wordprocessingDrawing" xmlns:w10="urn:schemas-microsoft-com:office:word" xmlns:w="http://schemas.openxmlformats.org/wordprocessingml/2006/main" xmlns:w14="http://schemas.microsoft.com/office/word/2010/wordml" xmlns:w15="http://schemas.microsoft.com/office/word/2012/wordml" xmlns:w16cex="http://schemas.microsoft.com/office/word/2018/wordml/cex" xmlns:w16cid="http://schemas.microsoft.com/office/word/2016/wordml/cid" xmlns:w16="http://schemas.microsoft.com/office/word/2018/wordml" xmlns:w16du="http://schemas.microsoft.com/office/word/2023/wordml/word16du" xmlns:w16sdtdh="http://schemas.microsoft.com/office/word/2020/wordml/sdtdatahash" xmlns:w16sdtfl="http://schemas.microsoft.com/office/word/2024/wordml/sdtformatlock" xmlns:w16se="http://schemas.microsoft.com/office/word/2015/wordml/symex" xmlns:wpg="http://schemas.microsoft.com/office/word/2010/wordprocessingGroup" xmlns:wpi="http://schemas.microsoft.com/office/word/2010/wordprocessingInk" xmlns:wne="http://schemas.microsoft.com/office/word/2006/wordml" xmlns:wps="http://schemas.microsoft.com/office/word/2010/wordprocessingShape" mc:Ignorable="w14 w15 w16se w16cid w16 w16cex w16sdtdh w16sdtfl w16du wp14">
   <w:docParts>
     <w:docPart>
       <w:docPartPr>
@@ -8492,9 +8495,11 @@
     <w:rsid w:val="000C4984"/>
     <w:rsid w:val="00126E13"/>
     <w:rsid w:val="00141939"/>
+    <w:rsid w:val="0017732C"/>
     <w:rsid w:val="003B3E81"/>
     <w:rsid w:val="004F09CC"/>
     <w:rsid w:val="009E2981"/>
+    <w:rsid w:val="00A11FBA"/>
     <w:rsid w:val="00EB142C"/>
     <w:rsid w:val="00F3708C"/>
     <w:rsid w:val="00FD72A8"/>
